--- a/modules/EEEE4077_mechatronics_proj/chapters/meetings/meeting_record_2.docx
+++ b/modules/EEEE4077_mechatronics_proj/chapters/meetings/meeting_record_2.docx
@@ -32,7 +32,7 @@
                     <pic:cNvPicPr/>
                   </pic:nvPicPr>
                   <pic:blipFill>
-                    <a:blip r:embed="rId18"/>
+                    <a:blip r:embed="rId19"/>
                     <a:stretch>
                       <a:fillRect/>
                     </a:stretch>
@@ -437,7 +437,7 @@
             </w:pPr>
             <w:r>
               <w:rPr>
-                <w:rFonts w:ascii="Times New Roman" w:hAnsi="Times New Roman" w:cs="Times New Roman"/>
+                <w:rFonts w:ascii="Times New Roman" w:hAnsi="Times New Roman" w:eastAsia="等线" w:cs="Times New Roman" w:eastAsiaTheme="minorEastAsia"/>
                 <w:b/>
                 <w:bCs/>
                 <w:sz w:val="24"/>
@@ -463,7 +463,7 @@
             </w:pPr>
             <w:r>
               <w:rPr>
-                <w:rFonts w:ascii="Times New Roman" w:hAnsi="Times New Roman" w:cs="Times New Roman"/>
+                <w:rFonts w:ascii="Times New Roman" w:hAnsi="Times New Roman" w:eastAsia="等线" w:cs="Times New Roman" w:eastAsiaTheme="minorEastAsia"/>
                 <w:b/>
                 <w:bCs/>
                 <w:sz w:val="24"/>
@@ -481,7 +481,7 @@
             </w:pPr>
             <w:r>
               <w:rPr>
-                <w:rFonts w:ascii="Times New Roman" w:hAnsi="Times New Roman" w:cs="Times New Roman"/>
+                <w:rFonts w:ascii="Times New Roman" w:hAnsi="Times New Roman" w:eastAsia="等线" w:cs="Times New Roman" w:eastAsiaTheme="minorEastAsia"/>
                 <w:b/>
                 <w:bCs/>
                 <w:sz w:val="24"/>
@@ -499,7 +499,7 @@
             </w:pPr>
             <w:r>
               <w:rPr>
-                <w:rFonts w:ascii="Times New Roman" w:hAnsi="Times New Roman" w:cs="Times New Roman"/>
+                <w:rFonts w:ascii="Times New Roman" w:hAnsi="Times New Roman" w:eastAsia="等线" w:cs="Times New Roman" w:eastAsiaTheme="minorEastAsia"/>
                 <w:b/>
                 <w:bCs/>
                 <w:sz w:val="24"/>
@@ -517,7 +517,7 @@
             </w:pPr>
             <w:r>
               <w:rPr>
-                <w:rFonts w:ascii="Times New Roman" w:hAnsi="Times New Roman" w:cs="Times New Roman"/>
+                <w:rFonts w:ascii="Times New Roman" w:hAnsi="Times New Roman" w:eastAsia="等线" w:cs="Times New Roman" w:eastAsiaTheme="minorEastAsia"/>
                 <w:b/>
                 <w:bCs/>
                 <w:sz w:val="24"/>
@@ -525,14 +525,6 @@
               </w:rPr>
               <w:t>4. kinematic trajectry prediction can be explored, allowing for more efficient navigation and obstacle avoidance rather than the [see obstacle -&gt; stop until safe]. since rgb detections allow instance identification thus kinematics of it</w:t>
             </w:r>
-          </w:p>
-          <w:p>
-            <w:pPr>
-              <w:rPr>
-                <w:b/>
-                <w:bCs/>
-              </w:rPr>
-            </w:pPr>
           </w:p>
           <w:p>
             <w:pPr>
@@ -635,7 +627,7 @@
       </w:tr>
       <w:tr>
         <w:trPr>
-          <w:trHeight w:val="3032"/>
+          <w:trHeight w:val="2267" w:hRule="atLeast"/>
         </w:trPr>
         <w:tc>
           <w:tcPr>
@@ -660,14 +652,6 @@
                 <w:bCs/>
               </w:rPr>
             </w:pPr>
-          </w:p>
-          <w:p>
-            <w:pPr>
-              <w:rPr>
-                <w:b/>
-                <w:bCs/>
-              </w:rPr>
-            </w:pPr>
             <w:r>
               <w:rPr>
                 <w:rFonts w:ascii="Times New Roman" w:hAnsi="Times New Roman" w:eastAsia="等线" w:cs="Times New Roman" w:eastAsiaTheme="minorEastAsia"/>
@@ -676,66 +660,8 @@
                 <w:sz w:val="24"/>
                 <w:szCs w:val="24"/>
               </w:rPr>
-              <w:t>prepare a simple layman project proposal and research objectives for supervisor, to allow initial understanding and approval</w:t>
+              <w:t xml:space="preserve">prepare a simple layman project proposal and research objectives for supervisor, to allow initial understanding and approval </w:t>
             </w:r>
-          </w:p>
-          <w:p>
-            <w:pPr>
-              <w:rPr>
-                <w:b/>
-                <w:bCs/>
-              </w:rPr>
-            </w:pPr>
-          </w:p>
-          <w:p>
-            <w:pPr>
-              <w:rPr>
-                <w:b/>
-                <w:bCs/>
-              </w:rPr>
-            </w:pPr>
-          </w:p>
-          <w:p>
-            <w:pPr>
-              <w:rPr>
-                <w:b/>
-                <w:bCs/>
-              </w:rPr>
-            </w:pPr>
-          </w:p>
-          <w:p>
-            <w:pPr>
-              <w:rPr>
-                <w:b/>
-                <w:bCs/>
-              </w:rPr>
-            </w:pPr>
-          </w:p>
-          <w:p>
-            <w:pPr>
-              <w:rPr>
-                <w:b/>
-                <w:bCs/>
-              </w:rPr>
-            </w:pPr>
-            <w:r>
-              <w:rPr>
-                <w:rFonts w:ascii="Times New Roman" w:hAnsi="Times New Roman" w:eastAsia="等线" w:cs="Times New Roman" w:eastAsiaTheme="minorEastAsia"/>
-                <w:b/>
-                <w:bCs/>
-                <w:sz w:val="24"/>
-                <w:szCs w:val="24"/>
-              </w:rPr>
-              <w:t xml:space="preserve"> </w:t>
-            </w:r>
-          </w:p>
-          <w:p>
-            <w:pPr>
-              <w:rPr>
-                <w:b/>
-                <w:bCs/>
-              </w:rPr>
-            </w:pPr>
           </w:p>
         </w:tc>
       </w:tr>
